--- a/files/Singapore_Summary_DRAFT.docx
+++ b/files/Singapore_Summary_DRAFT.docx
@@ -983,7 +983,7 @@
           <w:sz w:val="22"/>
           <w:szCs w:val="22"/>
         </w:rPr>
-        <w:t xml:space="preserve"> The economy generated S$789.5 billion in nominal GDP in 2025.</w:t>
+        <w:t xml:space="preserve"> The economy generated S$789.5 billion (US$618 billion) in nominal GDP in 2025.</w:t>
       </w:r>
       <w:hyperlink r:id="rId19">
         <w:r>
